--- a/exam-docs/WADS_Quiz_02_Answer_Key.docx
+++ b/exam-docs/WADS_Quiz_02_Answer_Key.docx
@@ -6877,6 +6877,64 @@
           <w:szCs w:val="24"/>
         </w:rPr>
       </w:pPr>
+      <w:r>
+        <w:rPr>
+          <w:rFonts w:ascii="Times New Roman" w:hAnsi="Times New Roman" w:cs="Times New Roman"/>
+          <w:sz w:val="24"/>
+          <w:szCs w:val="24"/>
+        </w:rPr>
+        <w:drawing>
+          <wp:anchor distT="0" distB="0" distL="114300" distR="114300" simplePos="0" relativeHeight="251659264" behindDoc="0" locked="0" layoutInCell="1" allowOverlap="1" wp14:anchorId="04CDB296" wp14:editId="6248E5AE">
+            <wp:simplePos x="0" y="0"/>
+            <wp:positionH relativeFrom="column">
+              <wp:posOffset>0</wp:posOffset>
+            </wp:positionH>
+            <wp:positionV relativeFrom="paragraph">
+              <wp:posOffset>295275</wp:posOffset>
+            </wp:positionV>
+            <wp:extent cx="5731510" cy="4337050"/>
+            <wp:effectExtent l="0" t="0" r="2540" b="6350"/>
+            <wp:wrapTight wrapText="bothSides">
+              <wp:wrapPolygon edited="0">
+                <wp:start x="0" y="0"/>
+                <wp:lineTo x="0" y="21537"/>
+                <wp:lineTo x="21538" y="21537"/>
+                <wp:lineTo x="21538" y="0"/>
+                <wp:lineTo x="0" y="0"/>
+              </wp:wrapPolygon>
+            </wp:wrapTight>
+            <wp:docPr id="1" name="Picture 1"/>
+            <wp:cNvGraphicFramePr>
+              <a:graphicFrameLocks xmlns:a="http://schemas.openxmlformats.org/drawingml/2006/main" noChangeAspect="1"/>
+            </wp:cNvGraphicFramePr>
+            <a:graphic xmlns:a="http://schemas.openxmlformats.org/drawingml/2006/main">
+              <a:graphicData uri="http://schemas.openxmlformats.org/drawingml/2006/picture">
+                <pic:pic xmlns:pic="http://schemas.openxmlformats.org/drawingml/2006/picture">
+                  <pic:nvPicPr>
+                    <pic:cNvPr id="1" name=""/>
+                    <pic:cNvPicPr/>
+                  </pic:nvPicPr>
+                  <pic:blipFill>
+                    <a:blip r:embed="rId7"/>
+                    <a:stretch>
+                      <a:fillRect/>
+                    </a:stretch>
+                  </pic:blipFill>
+                  <pic:spPr>
+                    <a:xfrm>
+                      <a:off x="0" y="0"/>
+                      <a:ext cx="5731510" cy="4337050"/>
+                    </a:xfrm>
+                    <a:prstGeom prst="rect">
+                      <a:avLst/>
+                    </a:prstGeom>
+                  </pic:spPr>
+                </pic:pic>
+              </a:graphicData>
+            </a:graphic>
+          </wp:anchor>
+        </w:drawing>
+      </w:r>
     </w:p>
     <w:p>
       <w:pPr>
@@ -6905,6 +6963,7 @@
           <w:sz w:val="32"/>
           <w:szCs w:val="32"/>
         </w:rPr>
+        <w:lastRenderedPageBreak/>
         <w:t>Q2 Solution</w:t>
       </w:r>
     </w:p>
@@ -7121,21 +7180,120 @@
     </w:p>
     <w:p>
       <w:pPr>
-        <w:rPr>
-          <w:rFonts w:ascii="Times New Roman" w:hAnsi="Times New Roman" w:cs="Times New Roman"/>
-          <w:sz w:val="24"/>
-          <w:szCs w:val="24"/>
-        </w:rPr>
-      </w:pPr>
-    </w:p>
-    <w:p>
-      <w:pPr>
-        <w:rPr>
-          <w:rFonts w:ascii="Times New Roman" w:hAnsi="Times New Roman" w:cs="Times New Roman"/>
-          <w:sz w:val="24"/>
-          <w:szCs w:val="24"/>
-        </w:rPr>
-      </w:pPr>
+        <w:pStyle w:val="NormalWeb"/>
+      </w:pPr>
+      <w:r>
+        <w:drawing>
+          <wp:anchor distT="0" distB="0" distL="114300" distR="114300" simplePos="0" relativeHeight="251663360" behindDoc="0" locked="0" layoutInCell="1" allowOverlap="1" wp14:anchorId="6611B3B3" wp14:editId="533ADEF0">
+            <wp:simplePos x="0" y="0"/>
+            <wp:positionH relativeFrom="margin">
+              <wp:align>right</wp:align>
+            </wp:positionH>
+            <wp:positionV relativeFrom="paragraph">
+              <wp:posOffset>2623820</wp:posOffset>
+            </wp:positionV>
+            <wp:extent cx="5736590" cy="2905125"/>
+            <wp:effectExtent l="0" t="0" r="0" b="9525"/>
+            <wp:wrapTight wrapText="bothSides">
+              <wp:wrapPolygon edited="0">
+                <wp:start x="0" y="0"/>
+                <wp:lineTo x="0" y="21529"/>
+                <wp:lineTo x="21519" y="21529"/>
+                <wp:lineTo x="21519" y="0"/>
+                <wp:lineTo x="0" y="0"/>
+              </wp:wrapPolygon>
+            </wp:wrapTight>
+            <wp:docPr id="4" name="Picture 4"/>
+            <wp:cNvGraphicFramePr>
+              <a:graphicFrameLocks xmlns:a="http://schemas.openxmlformats.org/drawingml/2006/main" noChangeAspect="1"/>
+            </wp:cNvGraphicFramePr>
+            <a:graphic xmlns:a="http://schemas.openxmlformats.org/drawingml/2006/main">
+              <a:graphicData uri="http://schemas.openxmlformats.org/drawingml/2006/picture">
+                <pic:pic xmlns:pic="http://schemas.openxmlformats.org/drawingml/2006/picture">
+                  <pic:nvPicPr>
+                    <pic:cNvPr id="1" name=""/>
+                    <pic:cNvPicPr/>
+                  </pic:nvPicPr>
+                  <pic:blipFill>
+                    <a:blip r:embed="rId8"/>
+                    <a:stretch>
+                      <a:fillRect/>
+                    </a:stretch>
+                  </pic:blipFill>
+                  <pic:spPr>
+                    <a:xfrm>
+                      <a:off x="0" y="0"/>
+                      <a:ext cx="5736590" cy="2905125"/>
+                    </a:xfrm>
+                    <a:prstGeom prst="rect">
+                      <a:avLst/>
+                    </a:prstGeom>
+                  </pic:spPr>
+                </pic:pic>
+              </a:graphicData>
+            </a:graphic>
+            <wp14:sizeRelH relativeFrom="margin">
+              <wp14:pctWidth>0</wp14:pctWidth>
+            </wp14:sizeRelH>
+            <wp14:sizeRelV relativeFrom="margin">
+              <wp14:pctHeight>0</wp14:pctHeight>
+            </wp14:sizeRelV>
+          </wp:anchor>
+        </w:drawing>
+      </w:r>
+      <w:r>
+        <w:drawing>
+          <wp:anchor distT="0" distB="0" distL="114300" distR="114300" simplePos="0" relativeHeight="251661312" behindDoc="0" locked="0" layoutInCell="1" allowOverlap="1" wp14:anchorId="563DB74A" wp14:editId="18AD6881">
+            <wp:simplePos x="0" y="0"/>
+            <wp:positionH relativeFrom="column">
+              <wp:posOffset>0</wp:posOffset>
+            </wp:positionH>
+            <wp:positionV relativeFrom="paragraph">
+              <wp:posOffset>351790</wp:posOffset>
+            </wp:positionV>
+            <wp:extent cx="5731510" cy="1959610"/>
+            <wp:effectExtent l="0" t="0" r="2540" b="2540"/>
+            <wp:wrapTight wrapText="bothSides">
+              <wp:wrapPolygon edited="0">
+                <wp:start x="0" y="0"/>
+                <wp:lineTo x="0" y="21418"/>
+                <wp:lineTo x="21538" y="21418"/>
+                <wp:lineTo x="21538" y="0"/>
+                <wp:lineTo x="0" y="0"/>
+              </wp:wrapPolygon>
+            </wp:wrapTight>
+            <wp:docPr id="2" name="Picture 2"/>
+            <wp:cNvGraphicFramePr>
+              <a:graphicFrameLocks xmlns:a="http://schemas.openxmlformats.org/drawingml/2006/main" noChangeAspect="1"/>
+            </wp:cNvGraphicFramePr>
+            <a:graphic xmlns:a="http://schemas.openxmlformats.org/drawingml/2006/main">
+              <a:graphicData uri="http://schemas.openxmlformats.org/drawingml/2006/picture">
+                <pic:pic xmlns:pic="http://schemas.openxmlformats.org/drawingml/2006/picture">
+                  <pic:nvPicPr>
+                    <pic:cNvPr id="1" name=""/>
+                    <pic:cNvPicPr/>
+                  </pic:nvPicPr>
+                  <pic:blipFill>
+                    <a:blip r:embed="rId9"/>
+                    <a:stretch>
+                      <a:fillRect/>
+                    </a:stretch>
+                  </pic:blipFill>
+                  <pic:spPr>
+                    <a:xfrm>
+                      <a:off x="0" y="0"/>
+                      <a:ext cx="5731510" cy="1959610"/>
+                    </a:xfrm>
+                    <a:prstGeom prst="rect">
+                      <a:avLst/>
+                    </a:prstGeom>
+                  </pic:spPr>
+                </pic:pic>
+              </a:graphicData>
+            </a:graphic>
+          </wp:anchor>
+        </w:drawing>
+      </w:r>
     </w:p>
     <w:p>
       <w:pPr>
@@ -7155,733 +7313,62 @@
           <w:sz w:val="32"/>
           <w:szCs w:val="32"/>
         </w:rPr>
-        <w:t>Q3 Solution</w:t>
-      </w:r>
-    </w:p>
-    <w:p>
-      <w:pPr>
-        <w:pStyle w:val="NormalWeb"/>
-      </w:pPr>
-      <w:r>
-        <w:rPr>
-          <w:rStyle w:val="HTMLCode"/>
-          <w:b/>
-          <w:bCs/>
-        </w:rPr>
         <w:lastRenderedPageBreak/>
-        <w:t>lib/validators/</w:t>
-      </w:r>
-      <w:proofErr w:type="spellStart"/>
-      <w:r>
-        <w:rPr>
-          <w:rStyle w:val="HTMLCode"/>
-          <w:b/>
-          <w:bCs/>
-        </w:rPr>
-        <w:t>todo.ts</w:t>
-      </w:r>
-      <w:proofErr w:type="spellEnd"/>
-      <w:r>
-        <w:rPr>
-          <w:rStyle w:val="Strong"/>
-        </w:rPr>
-        <w:t>:</w:t>
-      </w:r>
-    </w:p>
-    <w:p>
-      <w:pPr>
-        <w:pStyle w:val="HTMLPreformatted"/>
-      </w:pPr>
-      <w:r>
-        <w:rPr>
-          <w:rStyle w:val="HTMLCode"/>
-        </w:rPr>
-        <w:t xml:space="preserve">title: </w:t>
-      </w:r>
-      <w:proofErr w:type="spellStart"/>
-      <w:proofErr w:type="gramStart"/>
-      <w:r>
-        <w:rPr>
-          <w:rStyle w:val="HTMLCode"/>
-        </w:rPr>
-        <w:t>z.string</w:t>
-      </w:r>
-      <w:proofErr w:type="spellEnd"/>
-      <w:proofErr w:type="gramEnd"/>
-      <w:r>
-        <w:rPr>
-          <w:rStyle w:val="HTMLCode"/>
-        </w:rPr>
-        <w:t>().min(1, "Title is required").max(200),</w:t>
-      </w:r>
-    </w:p>
-    <w:p>
-      <w:pPr>
-        <w:pStyle w:val="NormalWeb"/>
-      </w:pPr>
-      <w:r>
-        <w:rPr>
-          <w:rStyle w:val="HTMLCode"/>
-          <w:b/>
-          <w:bCs/>
-        </w:rPr>
-        <w:t>app/</w:t>
-      </w:r>
-      <w:proofErr w:type="spellStart"/>
-      <w:r>
-        <w:rPr>
-          <w:rStyle w:val="HTMLCode"/>
-          <w:b/>
-          <w:bCs/>
-        </w:rPr>
-        <w:t>api</w:t>
-      </w:r>
-      <w:proofErr w:type="spellEnd"/>
-      <w:r>
-        <w:rPr>
-          <w:rStyle w:val="HTMLCode"/>
-          <w:b/>
-          <w:bCs/>
-        </w:rPr>
-        <w:t>/</w:t>
-      </w:r>
-      <w:proofErr w:type="spellStart"/>
-      <w:r>
-        <w:rPr>
-          <w:rStyle w:val="HTMLCode"/>
-          <w:b/>
-          <w:bCs/>
-        </w:rPr>
-        <w:t>todos</w:t>
-      </w:r>
-      <w:proofErr w:type="spellEnd"/>
-      <w:r>
-        <w:rPr>
-          <w:rStyle w:val="HTMLCode"/>
-          <w:b/>
-          <w:bCs/>
-        </w:rPr>
-        <w:t>/[id]/</w:t>
-      </w:r>
-      <w:proofErr w:type="spellStart"/>
-      <w:r>
-        <w:rPr>
-          <w:rStyle w:val="HTMLCode"/>
-          <w:b/>
-          <w:bCs/>
-        </w:rPr>
-        <w:t>route.ts</w:t>
-      </w:r>
-      <w:proofErr w:type="spellEnd"/>
-      <w:r>
-        <w:rPr>
-          <w:rStyle w:val="Strong"/>
-        </w:rPr>
-        <w:t xml:space="preserve"> PUT:</w:t>
-      </w:r>
-    </w:p>
-    <w:p>
-      <w:pPr>
-        <w:pStyle w:val="HTMLPreformatted"/>
-        <w:rPr>
-          <w:rStyle w:val="HTMLCode"/>
-        </w:rPr>
-      </w:pPr>
-      <w:r>
-        <w:rPr>
-          <w:rStyle w:val="HTMLCode"/>
-        </w:rPr>
-        <w:t xml:space="preserve">export async function </w:t>
-      </w:r>
-      <w:proofErr w:type="gramStart"/>
-      <w:r>
-        <w:rPr>
-          <w:rStyle w:val="HTMLCode"/>
-        </w:rPr>
-        <w:t>PUT(</w:t>
-      </w:r>
-      <w:proofErr w:type="gramEnd"/>
-      <w:r>
-        <w:rPr>
-          <w:rStyle w:val="HTMLCode"/>
-        </w:rPr>
-        <w:t xml:space="preserve">request: </w:t>
-      </w:r>
-      <w:proofErr w:type="spellStart"/>
-      <w:r>
-        <w:rPr>
-          <w:rStyle w:val="HTMLCode"/>
-        </w:rPr>
-        <w:t>NextRequest</w:t>
-      </w:r>
-      <w:proofErr w:type="spellEnd"/>
-      <w:r>
-        <w:rPr>
-          <w:rStyle w:val="HTMLCode"/>
-        </w:rPr>
-        <w:t xml:space="preserve">, context: </w:t>
-      </w:r>
-      <w:proofErr w:type="spellStart"/>
-      <w:r>
-        <w:rPr>
-          <w:rStyle w:val="HTMLCode"/>
-        </w:rPr>
-        <w:t>RouteContext</w:t>
-      </w:r>
-      <w:proofErr w:type="spellEnd"/>
-      <w:r>
-        <w:rPr>
-          <w:rStyle w:val="HTMLCode"/>
-        </w:rPr>
-        <w:t>) {</w:t>
-      </w:r>
-    </w:p>
-    <w:p>
-      <w:pPr>
-        <w:pStyle w:val="HTMLPreformatted"/>
-        <w:rPr>
-          <w:rStyle w:val="HTMLCode"/>
-        </w:rPr>
-      </w:pPr>
-      <w:r>
-        <w:rPr>
-          <w:rStyle w:val="HTMLCode"/>
-        </w:rPr>
-        <w:t xml:space="preserve">  </w:t>
-      </w:r>
-      <w:proofErr w:type="spellStart"/>
-      <w:r>
-        <w:rPr>
-          <w:rStyle w:val="HTMLCode"/>
-        </w:rPr>
-        <w:t>const</w:t>
-      </w:r>
-      <w:proofErr w:type="spellEnd"/>
-      <w:r>
-        <w:rPr>
-          <w:rStyle w:val="HTMLCode"/>
-        </w:rPr>
-        <w:t xml:space="preserve"> </w:t>
-      </w:r>
-      <w:proofErr w:type="gramStart"/>
-      <w:r>
-        <w:rPr>
-          <w:rStyle w:val="HTMLCode"/>
-        </w:rPr>
-        <w:t>{ id</w:t>
-      </w:r>
-      <w:proofErr w:type="gramEnd"/>
-      <w:r>
-        <w:rPr>
-          <w:rStyle w:val="HTMLCode"/>
-        </w:rPr>
-        <w:t xml:space="preserve"> } = await </w:t>
-      </w:r>
-      <w:proofErr w:type="spellStart"/>
-      <w:r>
-        <w:rPr>
-          <w:rStyle w:val="HTMLCode"/>
-        </w:rPr>
-        <w:t>context.params</w:t>
-      </w:r>
-      <w:proofErr w:type="spellEnd"/>
-      <w:r>
-        <w:rPr>
-          <w:rStyle w:val="HTMLCode"/>
-        </w:rPr>
-        <w:t>;</w:t>
-      </w:r>
-    </w:p>
-    <w:p>
-      <w:pPr>
-        <w:pStyle w:val="HTMLPreformatted"/>
-        <w:rPr>
-          <w:rStyle w:val="HTMLCode"/>
-        </w:rPr>
-      </w:pPr>
-      <w:r>
-        <w:rPr>
-          <w:rStyle w:val="HTMLCode"/>
-        </w:rPr>
-        <w:t xml:space="preserve">  </w:t>
-      </w:r>
-      <w:proofErr w:type="spellStart"/>
-      <w:r>
-        <w:rPr>
-          <w:rStyle w:val="HTMLCode"/>
-        </w:rPr>
-        <w:t>const</w:t>
-      </w:r>
-      <w:proofErr w:type="spellEnd"/>
-      <w:r>
-        <w:rPr>
-          <w:rStyle w:val="HTMLCode"/>
-        </w:rPr>
-        <w:t xml:space="preserve"> session = await </w:t>
-      </w:r>
-      <w:proofErr w:type="spellStart"/>
-      <w:proofErr w:type="gramStart"/>
-      <w:r>
-        <w:rPr>
-          <w:rStyle w:val="HTMLCode"/>
-        </w:rPr>
-        <w:t>auth.api.getSession</w:t>
-      </w:r>
-      <w:proofErr w:type="spellEnd"/>
-      <w:proofErr w:type="gramEnd"/>
-      <w:r>
-        <w:rPr>
-          <w:rStyle w:val="HTMLCode"/>
-        </w:rPr>
-        <w:t xml:space="preserve">({ headers: </w:t>
-      </w:r>
-      <w:proofErr w:type="spellStart"/>
-      <w:r>
-        <w:rPr>
-          <w:rStyle w:val="HTMLCode"/>
-        </w:rPr>
-        <w:t>request.headers</w:t>
-      </w:r>
-      <w:proofErr w:type="spellEnd"/>
-      <w:r>
-        <w:rPr>
-          <w:rStyle w:val="HTMLCode"/>
-        </w:rPr>
-        <w:t xml:space="preserve"> });</w:t>
-      </w:r>
-    </w:p>
-    <w:p>
-      <w:pPr>
-        <w:pStyle w:val="HTMLPreformatted"/>
-        <w:rPr>
-          <w:rStyle w:val="HTMLCode"/>
-        </w:rPr>
-      </w:pPr>
-      <w:r>
-        <w:rPr>
-          <w:rStyle w:val="HTMLCode"/>
-        </w:rPr>
-        <w:t xml:space="preserve">  if </w:t>
-      </w:r>
-      <w:proofErr w:type="gramStart"/>
-      <w:r>
-        <w:rPr>
-          <w:rStyle w:val="HTMLCode"/>
-        </w:rPr>
-        <w:t>(!</w:t>
-      </w:r>
-      <w:proofErr w:type="spellStart"/>
-      <w:r>
-        <w:rPr>
-          <w:rStyle w:val="HTMLCode"/>
-        </w:rPr>
-        <w:t>session</w:t>
-      </w:r>
-      <w:proofErr w:type="gramEnd"/>
-      <w:r>
-        <w:rPr>
-          <w:rStyle w:val="HTMLCode"/>
-        </w:rPr>
-        <w:t>?.user</w:t>
-      </w:r>
-      <w:proofErr w:type="spellEnd"/>
-      <w:r>
-        <w:rPr>
-          <w:rStyle w:val="HTMLCode"/>
-        </w:rPr>
-        <w:t xml:space="preserve">) return </w:t>
-      </w:r>
-      <w:proofErr w:type="spellStart"/>
-      <w:r>
-        <w:rPr>
-          <w:rStyle w:val="HTMLCode"/>
-        </w:rPr>
-        <w:t>unauthorizedResponse</w:t>
-      </w:r>
-      <w:proofErr w:type="spellEnd"/>
-      <w:r>
-        <w:rPr>
-          <w:rStyle w:val="HTMLCode"/>
-        </w:rPr>
-        <w:t>();</w:t>
-      </w:r>
-    </w:p>
-    <w:p>
-      <w:pPr>
-        <w:pStyle w:val="HTMLPreformatted"/>
-        <w:rPr>
-          <w:rStyle w:val="HTMLCode"/>
-        </w:rPr>
-      </w:pPr>
-    </w:p>
-    <w:p>
-      <w:pPr>
-        <w:pStyle w:val="HTMLPreformatted"/>
-        <w:rPr>
-          <w:rStyle w:val="HTMLCode"/>
-        </w:rPr>
-      </w:pPr>
-      <w:r>
-        <w:rPr>
-          <w:rStyle w:val="HTMLCode"/>
-        </w:rPr>
-        <w:t xml:space="preserve">  </w:t>
-      </w:r>
-      <w:proofErr w:type="spellStart"/>
-      <w:r>
-        <w:rPr>
-          <w:rStyle w:val="HTMLCode"/>
-        </w:rPr>
-        <w:t>const</w:t>
-      </w:r>
-      <w:proofErr w:type="spellEnd"/>
-      <w:r>
-        <w:rPr>
-          <w:rStyle w:val="HTMLCode"/>
-        </w:rPr>
-        <w:t xml:space="preserve"> existing = await </w:t>
-      </w:r>
-      <w:proofErr w:type="spellStart"/>
-      <w:proofErr w:type="gramStart"/>
-      <w:r>
-        <w:rPr>
-          <w:rStyle w:val="HTMLCode"/>
-        </w:rPr>
-        <w:t>prisma.todo</w:t>
-      </w:r>
-      <w:proofErr w:type="gramEnd"/>
-      <w:r>
-        <w:rPr>
-          <w:rStyle w:val="HTMLCode"/>
-        </w:rPr>
-        <w:t>.findFirst</w:t>
-      </w:r>
-      <w:proofErr w:type="spellEnd"/>
-      <w:r>
-        <w:rPr>
-          <w:rStyle w:val="HTMLCode"/>
-        </w:rPr>
-        <w:t>({</w:t>
-      </w:r>
-    </w:p>
-    <w:p>
-      <w:pPr>
-        <w:pStyle w:val="HTMLPreformatted"/>
-        <w:rPr>
-          <w:rStyle w:val="HTMLCode"/>
-        </w:rPr>
-      </w:pPr>
-      <w:r>
-        <w:rPr>
-          <w:rStyle w:val="HTMLCode"/>
-        </w:rPr>
-        <w:t xml:space="preserve">    where: </w:t>
-      </w:r>
-      <w:proofErr w:type="gramStart"/>
-      <w:r>
-        <w:rPr>
-          <w:rStyle w:val="HTMLCode"/>
-        </w:rPr>
-        <w:t>{ id</w:t>
-      </w:r>
-      <w:proofErr w:type="gramEnd"/>
-      <w:r>
-        <w:rPr>
-          <w:rStyle w:val="HTMLCode"/>
-        </w:rPr>
-        <w:t xml:space="preserve">, </w:t>
-      </w:r>
-      <w:proofErr w:type="spellStart"/>
-      <w:r>
-        <w:rPr>
-          <w:rStyle w:val="HTMLCode"/>
-        </w:rPr>
-        <w:t>userId</w:t>
-      </w:r>
-      <w:proofErr w:type="spellEnd"/>
-      <w:r>
-        <w:rPr>
-          <w:rStyle w:val="HTMLCode"/>
-        </w:rPr>
-        <w:t>: session.user.id },</w:t>
-      </w:r>
-    </w:p>
-    <w:p>
-      <w:pPr>
-        <w:pStyle w:val="HTMLPreformatted"/>
-        <w:rPr>
-          <w:rStyle w:val="HTMLCode"/>
-        </w:rPr>
-      </w:pPr>
-      <w:r>
-        <w:rPr>
-          <w:rStyle w:val="HTMLCode"/>
-        </w:rPr>
-        <w:t xml:space="preserve">  });</w:t>
-      </w:r>
-    </w:p>
-    <w:p>
-      <w:pPr>
-        <w:pStyle w:val="HTMLPreformatted"/>
-        <w:rPr>
-          <w:rStyle w:val="HTMLCode"/>
-        </w:rPr>
-      </w:pPr>
-      <w:r>
-        <w:rPr>
-          <w:rStyle w:val="HTMLCode"/>
-        </w:rPr>
-        <w:t xml:space="preserve">  if </w:t>
-      </w:r>
-      <w:proofErr w:type="gramStart"/>
-      <w:r>
-        <w:rPr>
-          <w:rStyle w:val="HTMLCode"/>
-        </w:rPr>
-        <w:t>(!existing</w:t>
-      </w:r>
-      <w:proofErr w:type="gramEnd"/>
-      <w:r>
-        <w:rPr>
-          <w:rStyle w:val="HTMLCode"/>
-        </w:rPr>
-        <w:t xml:space="preserve">) return </w:t>
-      </w:r>
-      <w:proofErr w:type="spellStart"/>
-      <w:r>
-        <w:rPr>
-          <w:rStyle w:val="HTMLCode"/>
-        </w:rPr>
-        <w:t>notFoundResponse</w:t>
-      </w:r>
-      <w:proofErr w:type="spellEnd"/>
-      <w:r>
-        <w:rPr>
-          <w:rStyle w:val="HTMLCode"/>
-        </w:rPr>
-        <w:t>("</w:t>
-      </w:r>
-      <w:proofErr w:type="spellStart"/>
-      <w:r>
-        <w:rPr>
-          <w:rStyle w:val="HTMLCode"/>
-        </w:rPr>
-        <w:t>Todo</w:t>
-      </w:r>
-      <w:proofErr w:type="spellEnd"/>
-      <w:r>
-        <w:rPr>
-          <w:rStyle w:val="HTMLCode"/>
-        </w:rPr>
-        <w:t xml:space="preserve"> not found");</w:t>
-      </w:r>
-    </w:p>
-    <w:p>
-      <w:pPr>
-        <w:pStyle w:val="HTMLPreformatted"/>
-        <w:rPr>
-          <w:rStyle w:val="HTMLCode"/>
-        </w:rPr>
-      </w:pPr>
-    </w:p>
-    <w:p>
-      <w:pPr>
-        <w:pStyle w:val="HTMLPreformatted"/>
-        <w:rPr>
-          <w:rStyle w:val="HTMLCode"/>
-        </w:rPr>
-      </w:pPr>
-      <w:r>
-        <w:rPr>
-          <w:rStyle w:val="HTMLCode"/>
-        </w:rPr>
-        <w:t xml:space="preserve">  </w:t>
-      </w:r>
-      <w:proofErr w:type="spellStart"/>
-      <w:r>
-        <w:rPr>
-          <w:rStyle w:val="HTMLCode"/>
-        </w:rPr>
-        <w:t>const</w:t>
-      </w:r>
-      <w:proofErr w:type="spellEnd"/>
-      <w:r>
-        <w:rPr>
-          <w:rStyle w:val="HTMLCode"/>
-        </w:rPr>
-        <w:t xml:space="preserve"> body = await </w:t>
-      </w:r>
-      <w:proofErr w:type="spellStart"/>
-      <w:proofErr w:type="gramStart"/>
-      <w:r>
-        <w:rPr>
-          <w:rStyle w:val="HTMLCode"/>
-        </w:rPr>
-        <w:t>request.json</w:t>
-      </w:r>
-      <w:proofErr w:type="spellEnd"/>
-      <w:proofErr w:type="gramEnd"/>
-      <w:r>
-        <w:rPr>
-          <w:rStyle w:val="HTMLCode"/>
-        </w:rPr>
-        <w:t>();</w:t>
-      </w:r>
-    </w:p>
-    <w:p>
-      <w:pPr>
-        <w:pStyle w:val="HTMLPreformatted"/>
-        <w:rPr>
-          <w:rStyle w:val="HTMLCode"/>
-        </w:rPr>
-      </w:pPr>
-      <w:r>
-        <w:rPr>
-          <w:rStyle w:val="HTMLCode"/>
-        </w:rPr>
-        <w:t xml:space="preserve">  </w:t>
-      </w:r>
-      <w:proofErr w:type="spellStart"/>
-      <w:r>
-        <w:rPr>
-          <w:rStyle w:val="HTMLCode"/>
-        </w:rPr>
-        <w:t>const</w:t>
-      </w:r>
-      <w:proofErr w:type="spellEnd"/>
-      <w:r>
-        <w:rPr>
-          <w:rStyle w:val="HTMLCode"/>
-        </w:rPr>
-        <w:t xml:space="preserve"> input = </w:t>
-      </w:r>
-      <w:proofErr w:type="spellStart"/>
-      <w:r>
-        <w:rPr>
-          <w:rStyle w:val="HTMLCode"/>
-        </w:rPr>
-        <w:t>updateTodoSchema.parse</w:t>
-      </w:r>
-      <w:proofErr w:type="spellEnd"/>
-      <w:r>
-        <w:rPr>
-          <w:rStyle w:val="HTMLCode"/>
-        </w:rPr>
-        <w:t>(body);</w:t>
-      </w:r>
-    </w:p>
-    <w:p>
-      <w:pPr>
-        <w:pStyle w:val="HTMLPreformatted"/>
-        <w:rPr>
-          <w:rStyle w:val="HTMLCode"/>
-        </w:rPr>
-      </w:pPr>
-      <w:r>
-        <w:rPr>
-          <w:rStyle w:val="HTMLCode"/>
-        </w:rPr>
-        <w:t xml:space="preserve">  // ... update as before</w:t>
-      </w:r>
-    </w:p>
-    <w:p>
-      <w:pPr>
-        <w:pStyle w:val="HTMLPreformatted"/>
-      </w:pPr>
-      <w:r>
-        <w:rPr>
-          <w:rStyle w:val="HTMLCode"/>
-        </w:rPr>
-        <w:t>}</w:t>
-      </w:r>
-    </w:p>
-    <w:p>
-      <w:pPr>
-        <w:pStyle w:val="NormalWeb"/>
-      </w:pPr>
-      <w:r>
-        <w:rPr>
-          <w:rStyle w:val="Strong"/>
-        </w:rPr>
-        <w:t>Expected tests:</w:t>
-      </w:r>
-    </w:p>
-    <w:p>
-      <w:pPr>
-        <w:pStyle w:val="HTMLPreformatted"/>
-        <w:rPr>
-          <w:rStyle w:val="HTMLCode"/>
-        </w:rPr>
-      </w:pPr>
-      <w:r>
-        <w:rPr>
-          <w:rStyle w:val="HTMLCode"/>
-        </w:rPr>
-        <w:t>PASS __tests__/validators/</w:t>
-      </w:r>
-      <w:proofErr w:type="spellStart"/>
-      <w:r>
-        <w:rPr>
-          <w:rStyle w:val="HTMLCode"/>
-        </w:rPr>
-        <w:t>todo.test.ts</w:t>
-      </w:r>
-      <w:proofErr w:type="spellEnd"/>
-    </w:p>
-    <w:p>
-      <w:pPr>
-        <w:pStyle w:val="HTMLPreformatted"/>
-      </w:pPr>
-      <w:r>
-        <w:rPr>
-          <w:rStyle w:val="HTMLCode"/>
-        </w:rPr>
-        <w:t>PASS __tests__/lib/</w:t>
-      </w:r>
-      <w:proofErr w:type="spellStart"/>
-      <w:r>
-        <w:rPr>
-          <w:rStyle w:val="HTMLCode"/>
-        </w:rPr>
-        <w:t>ollama.test.ts</w:t>
-      </w:r>
-      <w:proofErr w:type="spellEnd"/>
-      <w:r>
-        <w:rPr>
-          <w:rStyle w:val="HTMLCode"/>
-        </w:rPr>
-        <w:t xml:space="preserve"> (may still fail until Q4)</w:t>
-      </w:r>
-    </w:p>
-    <w:p>
-      <w:pPr>
-        <w:rPr>
-          <w:rFonts w:ascii="Times New Roman" w:hAnsi="Times New Roman" w:cs="Times New Roman"/>
-          <w:noProof/>
-          <w:sz w:val="24"/>
-          <w:szCs w:val="24"/>
-        </w:rPr>
-      </w:pPr>
-    </w:p>
-    <w:p>
-      <w:pPr>
-        <w:rPr>
-          <w:rFonts w:ascii="Times New Roman" w:hAnsi="Times New Roman" w:cs="Times New Roman"/>
-          <w:noProof/>
-          <w:sz w:val="24"/>
-          <w:szCs w:val="24"/>
-        </w:rPr>
-      </w:pPr>
-    </w:p>
-    <w:p>
-      <w:pPr>
-        <w:rPr>
-          <w:rFonts w:ascii="Times New Roman" w:hAnsi="Times New Roman" w:cs="Times New Roman"/>
-          <w:sz w:val="24"/>
-          <w:szCs w:val="24"/>
-        </w:rPr>
-      </w:pPr>
-      <w:r>
+        <w:drawing>
+          <wp:anchor distT="0" distB="0" distL="114300" distR="114300" simplePos="0" relativeHeight="251665408" behindDoc="0" locked="0" layoutInCell="1" allowOverlap="1" wp14:anchorId="4CAB7D99" wp14:editId="5D6B9690">
+            <wp:simplePos x="0" y="0"/>
+            <wp:positionH relativeFrom="column">
+              <wp:posOffset>0</wp:posOffset>
+            </wp:positionH>
+            <wp:positionV relativeFrom="paragraph">
+              <wp:posOffset>352425</wp:posOffset>
+            </wp:positionV>
+            <wp:extent cx="5731510" cy="1367155"/>
+            <wp:effectExtent l="0" t="0" r="2540" b="4445"/>
+            <wp:wrapTight wrapText="bothSides">
+              <wp:wrapPolygon edited="0">
+                <wp:start x="0" y="0"/>
+                <wp:lineTo x="0" y="21369"/>
+                <wp:lineTo x="21538" y="21369"/>
+                <wp:lineTo x="21538" y="0"/>
+                <wp:lineTo x="0" y="0"/>
+              </wp:wrapPolygon>
+            </wp:wrapTight>
+            <wp:docPr id="6" name="Picture 6"/>
+            <wp:cNvGraphicFramePr>
+              <a:graphicFrameLocks xmlns:a="http://schemas.openxmlformats.org/drawingml/2006/main" noChangeAspect="1"/>
+            </wp:cNvGraphicFramePr>
+            <a:graphic xmlns:a="http://schemas.openxmlformats.org/drawingml/2006/main">
+              <a:graphicData uri="http://schemas.openxmlformats.org/drawingml/2006/picture">
+                <pic:pic xmlns:pic="http://schemas.openxmlformats.org/drawingml/2006/picture">
+                  <pic:nvPicPr>
+                    <pic:cNvPr id="1" name=""/>
+                    <pic:cNvPicPr/>
+                  </pic:nvPicPr>
+                  <pic:blipFill>
+                    <a:blip r:embed="rId10"/>
+                    <a:stretch>
+                      <a:fillRect/>
+                    </a:stretch>
+                  </pic:blipFill>
+                  <pic:spPr>
+                    <a:xfrm>
+                      <a:off x="0" y="0"/>
+                      <a:ext cx="5731510" cy="1367155"/>
+                    </a:xfrm>
+                    <a:prstGeom prst="rect">
+                      <a:avLst/>
+                    </a:prstGeom>
+                  </pic:spPr>
+                </pic:pic>
+              </a:graphicData>
+            </a:graphic>
+          </wp:anchor>
+        </w:drawing>
+      </w:r>
+    </w:p>
+    <w:p>
+      <w:pPr>
         <w:rPr>
           <w:rFonts w:ascii="Times New Roman" w:hAnsi="Times New Roman" w:cs="Times New Roman"/>
           <w:b/>
@@ -7889,65 +7376,1069 @@
           <w:sz w:val="32"/>
           <w:szCs w:val="32"/>
         </w:rPr>
-        <w:t>Q4 Solution</w:t>
-      </w:r>
-    </w:p>
-    <w:p>
-      <w:pPr>
-        <w:pStyle w:val="NormalWeb"/>
-      </w:pPr>
-      <w:proofErr w:type="gramStart"/>
-      <w:r>
-        <w:rPr>
-          <w:rStyle w:val="HTMLCode"/>
+      </w:pPr>
+    </w:p>
+    <w:p>
+      <w:pPr>
+        <w:rPr>
+          <w:rFonts w:ascii="Times New Roman" w:hAnsi="Times New Roman" w:cs="Times New Roman"/>
           <w:b/>
           <w:bCs/>
-        </w:rPr>
-        <w:t>.env</w:t>
-      </w:r>
-      <w:proofErr w:type="gramEnd"/>
-      <w:r>
-        <w:rPr>
-          <w:rStyle w:val="Strong"/>
-        </w:rPr>
-        <w:t>:</w:t>
-      </w:r>
-    </w:p>
-    <w:p>
-      <w:pPr>
-        <w:pStyle w:val="HTMLPreformatted"/>
-        <w:rPr>
-          <w:rStyle w:val="HTMLCode"/>
-        </w:rPr>
-      </w:pPr>
-      <w:r>
-        <w:rPr>
-          <w:rStyle w:val="HTMLCode"/>
-        </w:rPr>
-        <w:t>OLLAMA_BASE_URL="https://ollama.csbihub.id"</w:t>
-      </w:r>
-    </w:p>
-    <w:p>
-      <w:pPr>
-        <w:pStyle w:val="HTMLPreformatted"/>
-      </w:pPr>
-      <w:r>
-        <w:rPr>
-          <w:rStyle w:val="HTMLCode"/>
-        </w:rPr>
-        <w:t>OLLAMA_MODEL="gemma4:26b"</w:t>
-      </w:r>
-    </w:p>
-    <w:p>
-      <w:pPr>
-        <w:pStyle w:val="NormalWeb"/>
-      </w:pPr>
-      <w:proofErr w:type="spellStart"/>
-      <w:r>
-        <w:rPr>
-          <w:rStyle w:val="HTMLCode"/>
+          <w:sz w:val="32"/>
+          <w:szCs w:val="32"/>
+        </w:rPr>
+      </w:pPr>
+      <w:r>
+        <w:rPr>
+          <w:rFonts w:ascii="Times New Roman" w:hAnsi="Times New Roman" w:cs="Times New Roman"/>
           <w:b/>
           <w:bCs/>
+          <w:sz w:val="32"/>
+          <w:szCs w:val="32"/>
+        </w:rPr>
+        <w:t>Q3 Solution</w:t>
+      </w:r>
+    </w:p>
+    <w:p>
+      <w:pPr>
+        <w:pStyle w:val="NormalWeb"/>
+      </w:pPr>
+      <w:r>
+        <w:rPr>
+          <w:rStyle w:val="HTMLCode"/>
+          <w:b/>
+          <w:bCs/>
+        </w:rPr>
+        <w:t>lib/validators/</w:t>
+      </w:r>
+      <w:proofErr w:type="spellStart"/>
+      <w:r>
+        <w:rPr>
+          <w:rStyle w:val="HTMLCode"/>
+          <w:b/>
+          <w:bCs/>
+        </w:rPr>
+        <w:t>todo.ts</w:t>
+      </w:r>
+      <w:proofErr w:type="spellEnd"/>
+      <w:r>
+        <w:rPr>
+          <w:rStyle w:val="Strong"/>
+        </w:rPr>
+        <w:t>:</w:t>
+      </w:r>
+    </w:p>
+    <w:p>
+      <w:pPr>
+        <w:pStyle w:val="HTMLPreformatted"/>
+      </w:pPr>
+      <w:r>
+        <w:rPr>
+          <w:rStyle w:val="HTMLCode"/>
+        </w:rPr>
+        <w:t xml:space="preserve">title: </w:t>
+      </w:r>
+      <w:proofErr w:type="spellStart"/>
+      <w:proofErr w:type="gramStart"/>
+      <w:r>
+        <w:rPr>
+          <w:rStyle w:val="HTMLCode"/>
+        </w:rPr>
+        <w:t>z.string</w:t>
+      </w:r>
+      <w:proofErr w:type="spellEnd"/>
+      <w:proofErr w:type="gramEnd"/>
+      <w:r>
+        <w:rPr>
+          <w:rStyle w:val="HTMLCode"/>
+        </w:rPr>
+        <w:t>().min(1, "Title is required").max(200),</w:t>
+      </w:r>
+    </w:p>
+    <w:p>
+      <w:pPr>
+        <w:pStyle w:val="NormalWeb"/>
+      </w:pPr>
+      <w:r>
+        <w:rPr>
+          <w:rStyle w:val="HTMLCode"/>
+          <w:b/>
+          <w:bCs/>
+        </w:rPr>
+        <w:t>app/</w:t>
+      </w:r>
+      <w:proofErr w:type="spellStart"/>
+      <w:r>
+        <w:rPr>
+          <w:rStyle w:val="HTMLCode"/>
+          <w:b/>
+          <w:bCs/>
+        </w:rPr>
+        <w:t>api</w:t>
+      </w:r>
+      <w:proofErr w:type="spellEnd"/>
+      <w:r>
+        <w:rPr>
+          <w:rStyle w:val="HTMLCode"/>
+          <w:b/>
+          <w:bCs/>
+        </w:rPr>
+        <w:t>/</w:t>
+      </w:r>
+      <w:proofErr w:type="spellStart"/>
+      <w:r>
+        <w:rPr>
+          <w:rStyle w:val="HTMLCode"/>
+          <w:b/>
+          <w:bCs/>
+        </w:rPr>
+        <w:t>todos</w:t>
+      </w:r>
+      <w:proofErr w:type="spellEnd"/>
+      <w:r>
+        <w:rPr>
+          <w:rStyle w:val="HTMLCode"/>
+          <w:b/>
+          <w:bCs/>
+        </w:rPr>
+        <w:t>/[id]/</w:t>
+      </w:r>
+      <w:proofErr w:type="spellStart"/>
+      <w:r>
+        <w:rPr>
+          <w:rStyle w:val="HTMLCode"/>
+          <w:b/>
+          <w:bCs/>
+        </w:rPr>
+        <w:t>route.ts</w:t>
+      </w:r>
+      <w:proofErr w:type="spellEnd"/>
+      <w:r>
+        <w:rPr>
+          <w:rStyle w:val="Strong"/>
+        </w:rPr>
+        <w:t xml:space="preserve"> PUT:</w:t>
+      </w:r>
+    </w:p>
+    <w:p>
+      <w:pPr>
+        <w:pStyle w:val="HTMLPreformatted"/>
+        <w:rPr>
+          <w:rStyle w:val="HTMLCode"/>
+        </w:rPr>
+      </w:pPr>
+      <w:r>
+        <w:rPr>
+          <w:rStyle w:val="HTMLCode"/>
+        </w:rPr>
+        <w:t xml:space="preserve">export async function </w:t>
+      </w:r>
+      <w:proofErr w:type="gramStart"/>
+      <w:r>
+        <w:rPr>
+          <w:rStyle w:val="HTMLCode"/>
+        </w:rPr>
+        <w:t>PUT(</w:t>
+      </w:r>
+      <w:proofErr w:type="gramEnd"/>
+      <w:r>
+        <w:rPr>
+          <w:rStyle w:val="HTMLCode"/>
+        </w:rPr>
+        <w:t xml:space="preserve">request: </w:t>
+      </w:r>
+      <w:proofErr w:type="spellStart"/>
+      <w:r>
+        <w:rPr>
+          <w:rStyle w:val="HTMLCode"/>
+        </w:rPr>
+        <w:t>NextRequest</w:t>
+      </w:r>
+      <w:proofErr w:type="spellEnd"/>
+      <w:r>
+        <w:rPr>
+          <w:rStyle w:val="HTMLCode"/>
+        </w:rPr>
+        <w:t xml:space="preserve">, context: </w:t>
+      </w:r>
+      <w:proofErr w:type="spellStart"/>
+      <w:r>
+        <w:rPr>
+          <w:rStyle w:val="HTMLCode"/>
+        </w:rPr>
+        <w:t>RouteContext</w:t>
+      </w:r>
+      <w:proofErr w:type="spellEnd"/>
+      <w:r>
+        <w:rPr>
+          <w:rStyle w:val="HTMLCode"/>
+        </w:rPr>
+        <w:t>) {</w:t>
+      </w:r>
+    </w:p>
+    <w:p>
+      <w:pPr>
+        <w:pStyle w:val="HTMLPreformatted"/>
+        <w:rPr>
+          <w:rStyle w:val="HTMLCode"/>
+        </w:rPr>
+      </w:pPr>
+      <w:r>
+        <w:rPr>
+          <w:rStyle w:val="HTMLCode"/>
+        </w:rPr>
+        <w:t xml:space="preserve">  </w:t>
+      </w:r>
+      <w:proofErr w:type="spellStart"/>
+      <w:r>
+        <w:rPr>
+          <w:rStyle w:val="HTMLCode"/>
+        </w:rPr>
+        <w:t>const</w:t>
+      </w:r>
+      <w:proofErr w:type="spellEnd"/>
+      <w:r>
+        <w:rPr>
+          <w:rStyle w:val="HTMLCode"/>
+        </w:rPr>
+        <w:t xml:space="preserve"> </w:t>
+      </w:r>
+      <w:proofErr w:type="gramStart"/>
+      <w:r>
+        <w:rPr>
+          <w:rStyle w:val="HTMLCode"/>
+        </w:rPr>
+        <w:t>{ id</w:t>
+      </w:r>
+      <w:proofErr w:type="gramEnd"/>
+      <w:r>
+        <w:rPr>
+          <w:rStyle w:val="HTMLCode"/>
+        </w:rPr>
+        <w:t xml:space="preserve"> } = await </w:t>
+      </w:r>
+      <w:proofErr w:type="spellStart"/>
+      <w:r>
+        <w:rPr>
+          <w:rStyle w:val="HTMLCode"/>
+        </w:rPr>
+        <w:t>context.params</w:t>
+      </w:r>
+      <w:proofErr w:type="spellEnd"/>
+      <w:r>
+        <w:rPr>
+          <w:rStyle w:val="HTMLCode"/>
+        </w:rPr>
+        <w:t>;</w:t>
+      </w:r>
+    </w:p>
+    <w:p>
+      <w:pPr>
+        <w:pStyle w:val="HTMLPreformatted"/>
+        <w:rPr>
+          <w:rStyle w:val="HTMLCode"/>
+        </w:rPr>
+      </w:pPr>
+      <w:r>
+        <w:rPr>
+          <w:rStyle w:val="HTMLCode"/>
+        </w:rPr>
+        <w:t xml:space="preserve">  </w:t>
+      </w:r>
+      <w:proofErr w:type="spellStart"/>
+      <w:r>
+        <w:rPr>
+          <w:rStyle w:val="HTMLCode"/>
+        </w:rPr>
+        <w:t>const</w:t>
+      </w:r>
+      <w:proofErr w:type="spellEnd"/>
+      <w:r>
+        <w:rPr>
+          <w:rStyle w:val="HTMLCode"/>
+        </w:rPr>
+        <w:t xml:space="preserve"> session = await </w:t>
+      </w:r>
+      <w:proofErr w:type="spellStart"/>
+      <w:proofErr w:type="gramStart"/>
+      <w:r>
+        <w:rPr>
+          <w:rStyle w:val="HTMLCode"/>
+        </w:rPr>
+        <w:t>auth.api.getSession</w:t>
+      </w:r>
+      <w:proofErr w:type="spellEnd"/>
+      <w:proofErr w:type="gramEnd"/>
+      <w:r>
+        <w:rPr>
+          <w:rStyle w:val="HTMLCode"/>
+        </w:rPr>
+        <w:t xml:space="preserve">({ headers: </w:t>
+      </w:r>
+      <w:proofErr w:type="spellStart"/>
+      <w:r>
+        <w:rPr>
+          <w:rStyle w:val="HTMLCode"/>
+        </w:rPr>
+        <w:t>request.headers</w:t>
+      </w:r>
+      <w:proofErr w:type="spellEnd"/>
+      <w:r>
+        <w:rPr>
+          <w:rStyle w:val="HTMLCode"/>
+        </w:rPr>
+        <w:t xml:space="preserve"> });</w:t>
+      </w:r>
+    </w:p>
+    <w:p>
+      <w:pPr>
+        <w:pStyle w:val="HTMLPreformatted"/>
+        <w:rPr>
+          <w:rStyle w:val="HTMLCode"/>
+        </w:rPr>
+      </w:pPr>
+      <w:r>
+        <w:rPr>
+          <w:rStyle w:val="HTMLCode"/>
+        </w:rPr>
+        <w:t xml:space="preserve">  if </w:t>
+      </w:r>
+      <w:proofErr w:type="gramStart"/>
+      <w:r>
+        <w:rPr>
+          <w:rStyle w:val="HTMLCode"/>
+        </w:rPr>
+        <w:t>(!</w:t>
+      </w:r>
+      <w:proofErr w:type="spellStart"/>
+      <w:r>
+        <w:rPr>
+          <w:rStyle w:val="HTMLCode"/>
+        </w:rPr>
+        <w:t>session</w:t>
+      </w:r>
+      <w:proofErr w:type="gramEnd"/>
+      <w:r>
+        <w:rPr>
+          <w:rStyle w:val="HTMLCode"/>
+        </w:rPr>
+        <w:t>?.user</w:t>
+      </w:r>
+      <w:proofErr w:type="spellEnd"/>
+      <w:r>
+        <w:rPr>
+          <w:rStyle w:val="HTMLCode"/>
+        </w:rPr>
+        <w:t xml:space="preserve">) return </w:t>
+      </w:r>
+      <w:proofErr w:type="spellStart"/>
+      <w:r>
+        <w:rPr>
+          <w:rStyle w:val="HTMLCode"/>
+        </w:rPr>
+        <w:t>unauthorizedResponse</w:t>
+      </w:r>
+      <w:proofErr w:type="spellEnd"/>
+      <w:r>
+        <w:rPr>
+          <w:rStyle w:val="HTMLCode"/>
+        </w:rPr>
+        <w:t>();</w:t>
+      </w:r>
+    </w:p>
+    <w:p>
+      <w:pPr>
+        <w:pStyle w:val="HTMLPreformatted"/>
+        <w:rPr>
+          <w:rStyle w:val="HTMLCode"/>
+        </w:rPr>
+      </w:pPr>
+    </w:p>
+    <w:p>
+      <w:pPr>
+        <w:pStyle w:val="HTMLPreformatted"/>
+        <w:rPr>
+          <w:rStyle w:val="HTMLCode"/>
+        </w:rPr>
+      </w:pPr>
+      <w:r>
+        <w:rPr>
+          <w:rStyle w:val="HTMLCode"/>
+        </w:rPr>
+        <w:t xml:space="preserve">  </w:t>
+      </w:r>
+      <w:proofErr w:type="spellStart"/>
+      <w:r>
+        <w:rPr>
+          <w:rStyle w:val="HTMLCode"/>
+        </w:rPr>
+        <w:t>const</w:t>
+      </w:r>
+      <w:proofErr w:type="spellEnd"/>
+      <w:r>
+        <w:rPr>
+          <w:rStyle w:val="HTMLCode"/>
+        </w:rPr>
+        <w:t xml:space="preserve"> existing = await </w:t>
+      </w:r>
+      <w:proofErr w:type="spellStart"/>
+      <w:proofErr w:type="gramStart"/>
+      <w:r>
+        <w:rPr>
+          <w:rStyle w:val="HTMLCode"/>
+        </w:rPr>
+        <w:t>prisma.todo</w:t>
+      </w:r>
+      <w:proofErr w:type="gramEnd"/>
+      <w:r>
+        <w:rPr>
+          <w:rStyle w:val="HTMLCode"/>
+        </w:rPr>
+        <w:t>.findFirst</w:t>
+      </w:r>
+      <w:proofErr w:type="spellEnd"/>
+      <w:r>
+        <w:rPr>
+          <w:rStyle w:val="HTMLCode"/>
+        </w:rPr>
+        <w:t>({</w:t>
+      </w:r>
+    </w:p>
+    <w:p>
+      <w:pPr>
+        <w:pStyle w:val="HTMLPreformatted"/>
+        <w:rPr>
+          <w:rStyle w:val="HTMLCode"/>
+        </w:rPr>
+      </w:pPr>
+      <w:r>
+        <w:rPr>
+          <w:rStyle w:val="HTMLCode"/>
+        </w:rPr>
+        <w:t xml:space="preserve">    where: </w:t>
+      </w:r>
+      <w:proofErr w:type="gramStart"/>
+      <w:r>
+        <w:rPr>
+          <w:rStyle w:val="HTMLCode"/>
+        </w:rPr>
+        <w:t>{ id</w:t>
+      </w:r>
+      <w:proofErr w:type="gramEnd"/>
+      <w:r>
+        <w:rPr>
+          <w:rStyle w:val="HTMLCode"/>
+        </w:rPr>
+        <w:t xml:space="preserve">, </w:t>
+      </w:r>
+      <w:proofErr w:type="spellStart"/>
+      <w:r>
+        <w:rPr>
+          <w:rStyle w:val="HTMLCode"/>
+        </w:rPr>
+        <w:t>userId</w:t>
+      </w:r>
+      <w:proofErr w:type="spellEnd"/>
+      <w:r>
+        <w:rPr>
+          <w:rStyle w:val="HTMLCode"/>
+        </w:rPr>
+        <w:t>: session.user.id },</w:t>
+      </w:r>
+    </w:p>
+    <w:p>
+      <w:pPr>
+        <w:pStyle w:val="HTMLPreformatted"/>
+        <w:rPr>
+          <w:rStyle w:val="HTMLCode"/>
+        </w:rPr>
+      </w:pPr>
+      <w:r>
+        <w:rPr>
+          <w:rStyle w:val="HTMLCode"/>
+        </w:rPr>
+        <w:t xml:space="preserve">  });</w:t>
+      </w:r>
+    </w:p>
+    <w:p>
+      <w:pPr>
+        <w:pStyle w:val="HTMLPreformatted"/>
+        <w:rPr>
+          <w:rStyle w:val="HTMLCode"/>
+        </w:rPr>
+      </w:pPr>
+      <w:r>
+        <w:rPr>
+          <w:rStyle w:val="HTMLCode"/>
+        </w:rPr>
+        <w:t xml:space="preserve">  if </w:t>
+      </w:r>
+      <w:proofErr w:type="gramStart"/>
+      <w:r>
+        <w:rPr>
+          <w:rStyle w:val="HTMLCode"/>
+        </w:rPr>
+        <w:t>(!existing</w:t>
+      </w:r>
+      <w:proofErr w:type="gramEnd"/>
+      <w:r>
+        <w:rPr>
+          <w:rStyle w:val="HTMLCode"/>
+        </w:rPr>
+        <w:t xml:space="preserve">) return </w:t>
+      </w:r>
+      <w:proofErr w:type="spellStart"/>
+      <w:r>
+        <w:rPr>
+          <w:rStyle w:val="HTMLCode"/>
+        </w:rPr>
+        <w:t>notFoundResponse</w:t>
+      </w:r>
+      <w:proofErr w:type="spellEnd"/>
+      <w:r>
+        <w:rPr>
+          <w:rStyle w:val="HTMLCode"/>
+        </w:rPr>
+        <w:t>("</w:t>
+      </w:r>
+      <w:proofErr w:type="spellStart"/>
+      <w:r>
+        <w:rPr>
+          <w:rStyle w:val="HTMLCode"/>
+        </w:rPr>
+        <w:t>Todo</w:t>
+      </w:r>
+      <w:proofErr w:type="spellEnd"/>
+      <w:r>
+        <w:rPr>
+          <w:rStyle w:val="HTMLCode"/>
+        </w:rPr>
+        <w:t xml:space="preserve"> not found");</w:t>
+      </w:r>
+    </w:p>
+    <w:p>
+      <w:pPr>
+        <w:pStyle w:val="HTMLPreformatted"/>
+        <w:rPr>
+          <w:rStyle w:val="HTMLCode"/>
+        </w:rPr>
+      </w:pPr>
+    </w:p>
+    <w:p>
+      <w:pPr>
+        <w:pStyle w:val="HTMLPreformatted"/>
+        <w:rPr>
+          <w:rStyle w:val="HTMLCode"/>
+        </w:rPr>
+      </w:pPr>
+      <w:r>
+        <w:rPr>
+          <w:rStyle w:val="HTMLCode"/>
+        </w:rPr>
+        <w:t xml:space="preserve">  </w:t>
+      </w:r>
+      <w:proofErr w:type="spellStart"/>
+      <w:r>
+        <w:rPr>
+          <w:rStyle w:val="HTMLCode"/>
+        </w:rPr>
+        <w:t>const</w:t>
+      </w:r>
+      <w:proofErr w:type="spellEnd"/>
+      <w:r>
+        <w:rPr>
+          <w:rStyle w:val="HTMLCode"/>
+        </w:rPr>
+        <w:t xml:space="preserve"> body = await </w:t>
+      </w:r>
+      <w:proofErr w:type="spellStart"/>
+      <w:proofErr w:type="gramStart"/>
+      <w:r>
+        <w:rPr>
+          <w:rStyle w:val="HTMLCode"/>
+        </w:rPr>
+        <w:t>request.json</w:t>
+      </w:r>
+      <w:proofErr w:type="spellEnd"/>
+      <w:proofErr w:type="gramEnd"/>
+      <w:r>
+        <w:rPr>
+          <w:rStyle w:val="HTMLCode"/>
+        </w:rPr>
+        <w:t>();</w:t>
+      </w:r>
+    </w:p>
+    <w:p>
+      <w:pPr>
+        <w:pStyle w:val="HTMLPreformatted"/>
+        <w:rPr>
+          <w:rStyle w:val="HTMLCode"/>
+        </w:rPr>
+      </w:pPr>
+      <w:r>
+        <w:rPr>
+          <w:rStyle w:val="HTMLCode"/>
+        </w:rPr>
+        <w:t xml:space="preserve">  </w:t>
+      </w:r>
+      <w:proofErr w:type="spellStart"/>
+      <w:r>
+        <w:rPr>
+          <w:rStyle w:val="HTMLCode"/>
+        </w:rPr>
+        <w:t>const</w:t>
+      </w:r>
+      <w:proofErr w:type="spellEnd"/>
+      <w:r>
+        <w:rPr>
+          <w:rStyle w:val="HTMLCode"/>
+        </w:rPr>
+        <w:t xml:space="preserve"> input = </w:t>
+      </w:r>
+      <w:proofErr w:type="spellStart"/>
+      <w:r>
+        <w:rPr>
+          <w:rStyle w:val="HTMLCode"/>
+        </w:rPr>
+        <w:t>updateTodoSchema.parse</w:t>
+      </w:r>
+      <w:proofErr w:type="spellEnd"/>
+      <w:r>
+        <w:rPr>
+          <w:rStyle w:val="HTMLCode"/>
+        </w:rPr>
+        <w:t>(body);</w:t>
+      </w:r>
+    </w:p>
+    <w:p>
+      <w:pPr>
+        <w:pStyle w:val="HTMLPreformatted"/>
+        <w:rPr>
+          <w:rStyle w:val="HTMLCode"/>
+        </w:rPr>
+      </w:pPr>
+      <w:r>
+        <w:rPr>
+          <w:rStyle w:val="HTMLCode"/>
+        </w:rPr>
+        <w:t xml:space="preserve">  // ... update as before</w:t>
+      </w:r>
+    </w:p>
+    <w:p>
+      <w:pPr>
+        <w:pStyle w:val="HTMLPreformatted"/>
+      </w:pPr>
+      <w:r>
+        <w:rPr>
+          <w:rStyle w:val="HTMLCode"/>
+        </w:rPr>
+        <w:t>}</w:t>
+      </w:r>
+    </w:p>
+    <w:p>
+      <w:pPr>
+        <w:pStyle w:val="NormalWeb"/>
+      </w:pPr>
+      <w:r>
+        <w:rPr>
+          <w:rStyle w:val="Strong"/>
+        </w:rPr>
+        <w:t>Expected tests:</w:t>
+      </w:r>
+    </w:p>
+    <w:p>
+      <w:pPr>
+        <w:pStyle w:val="HTMLPreformatted"/>
+        <w:rPr>
+          <w:rStyle w:val="HTMLCode"/>
+        </w:rPr>
+      </w:pPr>
+      <w:r>
+        <w:rPr>
+          <w:rStyle w:val="HTMLCode"/>
+        </w:rPr>
+        <w:t>PASS __tests__/validators/</w:t>
+      </w:r>
+      <w:proofErr w:type="spellStart"/>
+      <w:r>
+        <w:rPr>
+          <w:rStyle w:val="HTMLCode"/>
+        </w:rPr>
+        <w:t>todo.test.ts</w:t>
+      </w:r>
+      <w:proofErr w:type="spellEnd"/>
+    </w:p>
+    <w:p>
+      <w:pPr>
+        <w:pStyle w:val="HTMLPreformatted"/>
+      </w:pPr>
+      <w:r>
+        <w:rPr>
+          <w:rStyle w:val="HTMLCode"/>
+        </w:rPr>
+        <w:t>PASS __tests__/lib/</w:t>
+      </w:r>
+      <w:proofErr w:type="spellStart"/>
+      <w:r>
+        <w:rPr>
+          <w:rStyle w:val="HTMLCode"/>
+        </w:rPr>
+        <w:t>ollama.test.ts</w:t>
+      </w:r>
+      <w:proofErr w:type="spellEnd"/>
+      <w:r>
+        <w:rPr>
+          <w:rStyle w:val="HTMLCode"/>
+        </w:rPr>
+        <w:t xml:space="preserve"> (may still fail until Q4)</w:t>
+      </w:r>
+    </w:p>
+    <w:p>
+      <w:pPr>
+        <w:rPr>
+          <w:rFonts w:ascii="Times New Roman" w:hAnsi="Times New Roman" w:cs="Times New Roman"/>
+          <w:noProof/>
+          <w:sz w:val="24"/>
+          <w:szCs w:val="24"/>
+        </w:rPr>
+      </w:pPr>
+    </w:p>
+    <w:p>
+      <w:pPr>
+        <w:rPr>
+          <w:rFonts w:ascii="Times New Roman" w:hAnsi="Times New Roman" w:cs="Times New Roman"/>
+          <w:noProof/>
+          <w:sz w:val="24"/>
+          <w:szCs w:val="24"/>
+        </w:rPr>
+      </w:pPr>
+      <w:r>
+        <w:rPr>
+          <w:rFonts w:ascii="Times New Roman" w:hAnsi="Times New Roman" w:cs="Times New Roman"/>
+          <w:noProof/>
+          <w:sz w:val="24"/>
+          <w:szCs w:val="24"/>
+        </w:rPr>
+        <w:lastRenderedPageBreak/>
+        <w:drawing>
+          <wp:anchor distT="0" distB="0" distL="114300" distR="114300" simplePos="0" relativeHeight="251667456" behindDoc="0" locked="0" layoutInCell="1" allowOverlap="1" wp14:anchorId="7355EEEC" wp14:editId="333F30A8">
+            <wp:simplePos x="0" y="0"/>
+            <wp:positionH relativeFrom="column">
+              <wp:posOffset>0</wp:posOffset>
+            </wp:positionH>
+            <wp:positionV relativeFrom="paragraph">
+              <wp:posOffset>295275</wp:posOffset>
+            </wp:positionV>
+            <wp:extent cx="5731510" cy="3654425"/>
+            <wp:effectExtent l="0" t="0" r="2540" b="3175"/>
+            <wp:wrapTight wrapText="bothSides">
+              <wp:wrapPolygon edited="0">
+                <wp:start x="0" y="0"/>
+                <wp:lineTo x="0" y="21506"/>
+                <wp:lineTo x="21538" y="21506"/>
+                <wp:lineTo x="21538" y="0"/>
+                <wp:lineTo x="0" y="0"/>
+              </wp:wrapPolygon>
+            </wp:wrapTight>
+            <wp:docPr id="7" name="Picture 7"/>
+            <wp:cNvGraphicFramePr>
+              <a:graphicFrameLocks xmlns:a="http://schemas.openxmlformats.org/drawingml/2006/main" noChangeAspect="1"/>
+            </wp:cNvGraphicFramePr>
+            <a:graphic xmlns:a="http://schemas.openxmlformats.org/drawingml/2006/main">
+              <a:graphicData uri="http://schemas.openxmlformats.org/drawingml/2006/picture">
+                <pic:pic xmlns:pic="http://schemas.openxmlformats.org/drawingml/2006/picture">
+                  <pic:nvPicPr>
+                    <pic:cNvPr id="1" name=""/>
+                    <pic:cNvPicPr/>
+                  </pic:nvPicPr>
+                  <pic:blipFill>
+                    <a:blip r:embed="rId11"/>
+                    <a:stretch>
+                      <a:fillRect/>
+                    </a:stretch>
+                  </pic:blipFill>
+                  <pic:spPr>
+                    <a:xfrm>
+                      <a:off x="0" y="0"/>
+                      <a:ext cx="5731510" cy="3654425"/>
+                    </a:xfrm>
+                    <a:prstGeom prst="rect">
+                      <a:avLst/>
+                    </a:prstGeom>
+                  </pic:spPr>
+                </pic:pic>
+              </a:graphicData>
+            </a:graphic>
+            <wp14:sizeRelH relativeFrom="margin">
+              <wp14:pctWidth>0</wp14:pctWidth>
+            </wp14:sizeRelH>
+            <wp14:sizeRelV relativeFrom="margin">
+              <wp14:pctHeight>0</wp14:pctHeight>
+            </wp14:sizeRelV>
+          </wp:anchor>
+        </w:drawing>
+      </w:r>
+    </w:p>
+    <w:p>
+      <w:pPr>
+        <w:rPr>
+          <w:rFonts w:ascii="Times New Roman" w:hAnsi="Times New Roman" w:cs="Times New Roman"/>
+          <w:noProof/>
+          <w:sz w:val="24"/>
+          <w:szCs w:val="24"/>
+        </w:rPr>
+      </w:pPr>
+    </w:p>
+    <w:p>
+      <w:pPr>
+        <w:rPr>
+          <w:rFonts w:ascii="Times New Roman" w:hAnsi="Times New Roman" w:cs="Times New Roman"/>
+          <w:noProof/>
+          <w:sz w:val="24"/>
+          <w:szCs w:val="24"/>
+        </w:rPr>
+      </w:pPr>
+      <w:r>
+        <w:rPr>
+          <w:rFonts w:ascii="Times New Roman" w:hAnsi="Times New Roman" w:cs="Times New Roman"/>
+          <w:noProof/>
+          <w:sz w:val="24"/>
+          <w:szCs w:val="24"/>
+        </w:rPr>
+        <w:drawing>
+          <wp:anchor distT="0" distB="0" distL="114300" distR="114300" simplePos="0" relativeHeight="251669504" behindDoc="0" locked="0" layoutInCell="1" allowOverlap="1" wp14:anchorId="343481DC" wp14:editId="1631A32E">
+            <wp:simplePos x="0" y="0"/>
+            <wp:positionH relativeFrom="column">
+              <wp:posOffset>0</wp:posOffset>
+            </wp:positionH>
+            <wp:positionV relativeFrom="paragraph">
+              <wp:posOffset>295275</wp:posOffset>
+            </wp:positionV>
+            <wp:extent cx="5731510" cy="3359150"/>
+            <wp:effectExtent l="0" t="0" r="2540" b="0"/>
+            <wp:wrapTight wrapText="bothSides">
+              <wp:wrapPolygon edited="0">
+                <wp:start x="0" y="0"/>
+                <wp:lineTo x="0" y="21437"/>
+                <wp:lineTo x="21538" y="21437"/>
+                <wp:lineTo x="21538" y="0"/>
+                <wp:lineTo x="0" y="0"/>
+              </wp:wrapPolygon>
+            </wp:wrapTight>
+            <wp:docPr id="8" name="Picture 8"/>
+            <wp:cNvGraphicFramePr>
+              <a:graphicFrameLocks xmlns:a="http://schemas.openxmlformats.org/drawingml/2006/main" noChangeAspect="1"/>
+            </wp:cNvGraphicFramePr>
+            <a:graphic xmlns:a="http://schemas.openxmlformats.org/drawingml/2006/main">
+              <a:graphicData uri="http://schemas.openxmlformats.org/drawingml/2006/picture">
+                <pic:pic xmlns:pic="http://schemas.openxmlformats.org/drawingml/2006/picture">
+                  <pic:nvPicPr>
+                    <pic:cNvPr id="1" name=""/>
+                    <pic:cNvPicPr/>
+                  </pic:nvPicPr>
+                  <pic:blipFill>
+                    <a:blip r:embed="rId12"/>
+                    <a:stretch>
+                      <a:fillRect/>
+                    </a:stretch>
+                  </pic:blipFill>
+                  <pic:spPr>
+                    <a:xfrm>
+                      <a:off x="0" y="0"/>
+                      <a:ext cx="5731510" cy="3359150"/>
+                    </a:xfrm>
+                    <a:prstGeom prst="rect">
+                      <a:avLst/>
+                    </a:prstGeom>
+                  </pic:spPr>
+                </pic:pic>
+              </a:graphicData>
+            </a:graphic>
+          </wp:anchor>
+        </w:drawing>
+      </w:r>
+    </w:p>
+    <w:p>
+      <w:pPr>
+        <w:rPr>
+          <w:rFonts w:ascii="Times New Roman" w:hAnsi="Times New Roman" w:cs="Times New Roman"/>
+          <w:noProof/>
+          <w:sz w:val="24"/>
+          <w:szCs w:val="24"/>
+        </w:rPr>
+      </w:pPr>
+    </w:p>
+    <w:p>
+      <w:pPr>
+        <w:rPr>
+          <w:rFonts w:ascii="Times New Roman" w:hAnsi="Times New Roman" w:cs="Times New Roman"/>
+          <w:noProof/>
+          <w:sz w:val="24"/>
+          <w:szCs w:val="24"/>
+        </w:rPr>
+      </w:pPr>
+    </w:p>
+    <w:p>
+      <w:pPr>
+        <w:rPr>
+          <w:rFonts w:ascii="Times New Roman" w:hAnsi="Times New Roman" w:cs="Times New Roman"/>
+          <w:noProof/>
+          <w:sz w:val="24"/>
+          <w:szCs w:val="24"/>
+        </w:rPr>
+      </w:pPr>
+    </w:p>
+    <w:p>
+      <w:pPr>
+        <w:rPr>
+          <w:rFonts w:ascii="Times New Roman" w:hAnsi="Times New Roman" w:cs="Times New Roman"/>
+          <w:noProof/>
+          <w:sz w:val="24"/>
+          <w:szCs w:val="24"/>
+        </w:rPr>
+      </w:pPr>
+      <w:r>
+        <w:rPr>
+          <w:rFonts w:ascii="Times New Roman" w:hAnsi="Times New Roman" w:cs="Times New Roman"/>
+          <w:noProof/>
+          <w:sz w:val="24"/>
+          <w:szCs w:val="24"/>
+        </w:rPr>
+        <w:lastRenderedPageBreak/>
+        <w:drawing>
+          <wp:anchor distT="0" distB="0" distL="114300" distR="114300" simplePos="0" relativeHeight="251671552" behindDoc="0" locked="0" layoutInCell="1" allowOverlap="1" wp14:anchorId="14901864" wp14:editId="6007AC4D">
+            <wp:simplePos x="0" y="0"/>
+            <wp:positionH relativeFrom="margin">
+              <wp:align>right</wp:align>
+            </wp:positionH>
+            <wp:positionV relativeFrom="paragraph">
+              <wp:posOffset>28575</wp:posOffset>
+            </wp:positionV>
+            <wp:extent cx="5731510" cy="2411095"/>
+            <wp:effectExtent l="0" t="0" r="2540" b="8255"/>
+            <wp:wrapTight wrapText="bothSides">
+              <wp:wrapPolygon edited="0">
+                <wp:start x="0" y="0"/>
+                <wp:lineTo x="0" y="21503"/>
+                <wp:lineTo x="21538" y="21503"/>
+                <wp:lineTo x="21538" y="0"/>
+                <wp:lineTo x="0" y="0"/>
+              </wp:wrapPolygon>
+            </wp:wrapTight>
+            <wp:docPr id="9" name="Picture 9"/>
+            <wp:cNvGraphicFramePr>
+              <a:graphicFrameLocks xmlns:a="http://schemas.openxmlformats.org/drawingml/2006/main" noChangeAspect="1"/>
+            </wp:cNvGraphicFramePr>
+            <a:graphic xmlns:a="http://schemas.openxmlformats.org/drawingml/2006/main">
+              <a:graphicData uri="http://schemas.openxmlformats.org/drawingml/2006/picture">
+                <pic:pic xmlns:pic="http://schemas.openxmlformats.org/drawingml/2006/picture">
+                  <pic:nvPicPr>
+                    <pic:cNvPr id="1" name=""/>
+                    <pic:cNvPicPr/>
+                  </pic:nvPicPr>
+                  <pic:blipFill>
+                    <a:blip r:embed="rId13"/>
+                    <a:stretch>
+                      <a:fillRect/>
+                    </a:stretch>
+                  </pic:blipFill>
+                  <pic:spPr>
+                    <a:xfrm>
+                      <a:off x="0" y="0"/>
+                      <a:ext cx="5731510" cy="2411095"/>
+                    </a:xfrm>
+                    <a:prstGeom prst="rect">
+                      <a:avLst/>
+                    </a:prstGeom>
+                  </pic:spPr>
+                </pic:pic>
+              </a:graphicData>
+            </a:graphic>
+            <wp14:sizeRelH relativeFrom="margin">
+              <wp14:pctWidth>0</wp14:pctWidth>
+            </wp14:sizeRelH>
+            <wp14:sizeRelV relativeFrom="margin">
+              <wp14:pctHeight>0</wp14:pctHeight>
+            </wp14:sizeRelV>
+          </wp:anchor>
+        </w:drawing>
+      </w:r>
+    </w:p>
+    <w:p>
+      <w:pPr>
+        <w:rPr>
+          <w:rFonts w:ascii="Times New Roman" w:hAnsi="Times New Roman" w:cs="Times New Roman"/>
+          <w:sz w:val="24"/>
+          <w:szCs w:val="24"/>
+        </w:rPr>
+      </w:pPr>
+      <w:r>
+        <w:rPr>
+          <w:rFonts w:ascii="Times New Roman" w:hAnsi="Times New Roman" w:cs="Times New Roman"/>
+          <w:b/>
+          <w:bCs/>
+          <w:sz w:val="32"/>
+          <w:szCs w:val="32"/>
+        </w:rPr>
+        <w:t>Q4 Solution</w:t>
+      </w:r>
+    </w:p>
+    <w:p>
+      <w:pPr>
+        <w:pStyle w:val="NormalWeb"/>
+      </w:pPr>
+      <w:proofErr w:type="gramStart"/>
+      <w:r>
+        <w:rPr>
+          <w:rStyle w:val="HTMLCode"/>
+          <w:b/>
+          <w:bCs/>
+        </w:rPr>
+        <w:t>.env</w:t>
+      </w:r>
+      <w:proofErr w:type="gramEnd"/>
+      <w:r>
+        <w:rPr>
+          <w:rStyle w:val="Strong"/>
+        </w:rPr>
+        <w:t>:</w:t>
+      </w:r>
+    </w:p>
+    <w:p>
+      <w:pPr>
+        <w:pStyle w:val="HTMLPreformatted"/>
+        <w:rPr>
+          <w:rStyle w:val="HTMLCode"/>
+        </w:rPr>
+      </w:pPr>
+      <w:r>
+        <w:rPr>
+          <w:rStyle w:val="HTMLCode"/>
+        </w:rPr>
+        <w:t>OLLAMA_BASE_URL="https://ollama.csbihub.id"</w:t>
+      </w:r>
+    </w:p>
+    <w:p>
+      <w:pPr>
+        <w:pStyle w:val="HTMLPreformatted"/>
+      </w:pPr>
+      <w:r>
+        <w:rPr>
+          <w:rStyle w:val="HTMLCode"/>
+        </w:rPr>
+        <w:t>OLLAMA_MODEL="gemma4:26b"</w:t>
+      </w:r>
+    </w:p>
+    <w:p>
+      <w:pPr>
+        <w:pStyle w:val="NormalWeb"/>
+      </w:pPr>
+      <w:proofErr w:type="spellStart"/>
+      <w:r>
+        <w:rPr>
+          <w:rStyle w:val="HTMLCode"/>
+          <w:b/>
+          <w:bCs/>
         </w:rPr>
         <w:t>Dockerfile</w:t>
       </w:r>
@@ -8055,6 +8546,59 @@
         <w:pStyle w:val="NormalWeb"/>
       </w:pPr>
       <w:r>
+        <w:drawing>
+          <wp:anchor distT="0" distB="0" distL="114300" distR="114300" simplePos="0" relativeHeight="251673600" behindDoc="0" locked="0" layoutInCell="1" allowOverlap="1" wp14:anchorId="2AAF8214" wp14:editId="08CBD405">
+            <wp:simplePos x="0" y="0"/>
+            <wp:positionH relativeFrom="margin">
+              <wp:align>right</wp:align>
+            </wp:positionH>
+            <wp:positionV relativeFrom="paragraph">
+              <wp:posOffset>567055</wp:posOffset>
+            </wp:positionV>
+            <wp:extent cx="5731510" cy="2529840"/>
+            <wp:effectExtent l="0" t="0" r="2540" b="3810"/>
+            <wp:wrapTight wrapText="bothSides">
+              <wp:wrapPolygon edited="0">
+                <wp:start x="0" y="0"/>
+                <wp:lineTo x="0" y="21470"/>
+                <wp:lineTo x="21538" y="21470"/>
+                <wp:lineTo x="21538" y="0"/>
+                <wp:lineTo x="0" y="0"/>
+              </wp:wrapPolygon>
+            </wp:wrapTight>
+            <wp:docPr id="10" name="Picture 10"/>
+            <wp:cNvGraphicFramePr>
+              <a:graphicFrameLocks xmlns:a="http://schemas.openxmlformats.org/drawingml/2006/main" noChangeAspect="1"/>
+            </wp:cNvGraphicFramePr>
+            <a:graphic xmlns:a="http://schemas.openxmlformats.org/drawingml/2006/main">
+              <a:graphicData uri="http://schemas.openxmlformats.org/drawingml/2006/picture">
+                <pic:pic xmlns:pic="http://schemas.openxmlformats.org/drawingml/2006/picture">
+                  <pic:nvPicPr>
+                    <pic:cNvPr id="1" name=""/>
+                    <pic:cNvPicPr/>
+                  </pic:nvPicPr>
+                  <pic:blipFill>
+                    <a:blip r:embed="rId14"/>
+                    <a:stretch>
+                      <a:fillRect/>
+                    </a:stretch>
+                  </pic:blipFill>
+                  <pic:spPr>
+                    <a:xfrm>
+                      <a:off x="0" y="0"/>
+                      <a:ext cx="5731510" cy="2529840"/>
+                    </a:xfrm>
+                    <a:prstGeom prst="rect">
+                      <a:avLst/>
+                    </a:prstGeom>
+                  </pic:spPr>
+                </pic:pic>
+              </a:graphicData>
+            </a:graphic>
+          </wp:anchor>
+        </w:drawing>
+      </w:r>
+      <w:r>
         <w:t xml:space="preserve">AI Suggest on </w:t>
       </w:r>
       <w:r>
@@ -8089,9 +8633,306 @@
           <w:szCs w:val="24"/>
         </w:rPr>
       </w:pPr>
+      <w:r>
+        <w:rPr>
+          <w:rFonts w:ascii="Times New Roman" w:hAnsi="Times New Roman" w:cs="Times New Roman"/>
+          <w:sz w:val="24"/>
+          <w:szCs w:val="24"/>
+        </w:rPr>
+        <w:lastRenderedPageBreak/>
+        <w:drawing>
+          <wp:anchor distT="0" distB="0" distL="114300" distR="114300" simplePos="0" relativeHeight="251675648" behindDoc="0" locked="0" layoutInCell="1" allowOverlap="1" wp14:anchorId="55C344AC" wp14:editId="64A39B13">
+            <wp:simplePos x="0" y="0"/>
+            <wp:positionH relativeFrom="column">
+              <wp:posOffset>0</wp:posOffset>
+            </wp:positionH>
+            <wp:positionV relativeFrom="paragraph">
+              <wp:posOffset>295275</wp:posOffset>
+            </wp:positionV>
+            <wp:extent cx="5731510" cy="3983990"/>
+            <wp:effectExtent l="0" t="0" r="2540" b="0"/>
+            <wp:wrapTight wrapText="bothSides">
+              <wp:wrapPolygon edited="0">
+                <wp:start x="0" y="0"/>
+                <wp:lineTo x="0" y="21483"/>
+                <wp:lineTo x="21538" y="21483"/>
+                <wp:lineTo x="21538" y="0"/>
+                <wp:lineTo x="0" y="0"/>
+              </wp:wrapPolygon>
+            </wp:wrapTight>
+            <wp:docPr id="11" name="Picture 11"/>
+            <wp:cNvGraphicFramePr>
+              <a:graphicFrameLocks xmlns:a="http://schemas.openxmlformats.org/drawingml/2006/main" noChangeAspect="1"/>
+            </wp:cNvGraphicFramePr>
+            <a:graphic xmlns:a="http://schemas.openxmlformats.org/drawingml/2006/main">
+              <a:graphicData uri="http://schemas.openxmlformats.org/drawingml/2006/picture">
+                <pic:pic xmlns:pic="http://schemas.openxmlformats.org/drawingml/2006/picture">
+                  <pic:nvPicPr>
+                    <pic:cNvPr id="1" name=""/>
+                    <pic:cNvPicPr/>
+                  </pic:nvPicPr>
+                  <pic:blipFill>
+                    <a:blip r:embed="rId15"/>
+                    <a:stretch>
+                      <a:fillRect/>
+                    </a:stretch>
+                  </pic:blipFill>
+                  <pic:spPr>
+                    <a:xfrm>
+                      <a:off x="0" y="0"/>
+                      <a:ext cx="5731510" cy="3983990"/>
+                    </a:xfrm>
+                    <a:prstGeom prst="rect">
+                      <a:avLst/>
+                    </a:prstGeom>
+                  </pic:spPr>
+                </pic:pic>
+              </a:graphicData>
+            </a:graphic>
+          </wp:anchor>
+        </w:drawing>
+      </w:r>
+    </w:p>
+    <w:p>
+      <w:pPr>
+        <w:rPr>
+          <w:rFonts w:ascii="Times New Roman" w:hAnsi="Times New Roman" w:cs="Times New Roman"/>
+          <w:sz w:val="24"/>
+          <w:szCs w:val="24"/>
+        </w:rPr>
+      </w:pPr>
+      <w:r>
+        <w:rPr>
+          <w:rFonts w:ascii="Times New Roman" w:hAnsi="Times New Roman" w:cs="Times New Roman"/>
+          <w:sz w:val="24"/>
+          <w:szCs w:val="24"/>
+        </w:rPr>
+        <w:drawing>
+          <wp:anchor distT="0" distB="0" distL="114300" distR="114300" simplePos="0" relativeHeight="251677696" behindDoc="0" locked="0" layoutInCell="1" allowOverlap="1" wp14:anchorId="77997B8E" wp14:editId="54B701CD">
+            <wp:simplePos x="0" y="0"/>
+            <wp:positionH relativeFrom="margin">
+              <wp:align>right</wp:align>
+            </wp:positionH>
+            <wp:positionV relativeFrom="paragraph">
+              <wp:posOffset>4254500</wp:posOffset>
+            </wp:positionV>
+            <wp:extent cx="5731510" cy="1544320"/>
+            <wp:effectExtent l="0" t="0" r="2540" b="0"/>
+            <wp:wrapTight wrapText="bothSides">
+              <wp:wrapPolygon edited="0">
+                <wp:start x="0" y="0"/>
+                <wp:lineTo x="0" y="21316"/>
+                <wp:lineTo x="21538" y="21316"/>
+                <wp:lineTo x="21538" y="0"/>
+                <wp:lineTo x="0" y="0"/>
+              </wp:wrapPolygon>
+            </wp:wrapTight>
+            <wp:docPr id="12" name="Picture 12"/>
+            <wp:cNvGraphicFramePr>
+              <a:graphicFrameLocks xmlns:a="http://schemas.openxmlformats.org/drawingml/2006/main" noChangeAspect="1"/>
+            </wp:cNvGraphicFramePr>
+            <a:graphic xmlns:a="http://schemas.openxmlformats.org/drawingml/2006/main">
+              <a:graphicData uri="http://schemas.openxmlformats.org/drawingml/2006/picture">
+                <pic:pic xmlns:pic="http://schemas.openxmlformats.org/drawingml/2006/picture">
+                  <pic:nvPicPr>
+                    <pic:cNvPr id="1" name=""/>
+                    <pic:cNvPicPr/>
+                  </pic:nvPicPr>
+                  <pic:blipFill>
+                    <a:blip r:embed="rId16"/>
+                    <a:stretch>
+                      <a:fillRect/>
+                    </a:stretch>
+                  </pic:blipFill>
+                  <pic:spPr>
+                    <a:xfrm>
+                      <a:off x="0" y="0"/>
+                      <a:ext cx="5731510" cy="1544320"/>
+                    </a:xfrm>
+                    <a:prstGeom prst="rect">
+                      <a:avLst/>
+                    </a:prstGeom>
+                  </pic:spPr>
+                </pic:pic>
+              </a:graphicData>
+            </a:graphic>
+          </wp:anchor>
+        </w:drawing>
+      </w:r>
+    </w:p>
+    <w:p>
+      <w:pPr>
+        <w:rPr>
+          <w:rFonts w:ascii="Times New Roman" w:hAnsi="Times New Roman" w:cs="Times New Roman"/>
+          <w:sz w:val="24"/>
+          <w:szCs w:val="24"/>
+        </w:rPr>
+      </w:pPr>
+      <w:r>
+        <w:rPr>
+          <w:rFonts w:ascii="Times New Roman" w:hAnsi="Times New Roman" w:cs="Times New Roman"/>
+          <w:sz w:val="24"/>
+          <w:szCs w:val="24"/>
+        </w:rPr>
+        <w:drawing>
+          <wp:anchor distT="0" distB="0" distL="114300" distR="114300" simplePos="0" relativeHeight="251679744" behindDoc="0" locked="0" layoutInCell="1" allowOverlap="1" wp14:anchorId="0FF52CA1" wp14:editId="7EA8AB79">
+            <wp:simplePos x="0" y="0"/>
+            <wp:positionH relativeFrom="column">
+              <wp:posOffset>0</wp:posOffset>
+            </wp:positionH>
+            <wp:positionV relativeFrom="paragraph">
+              <wp:posOffset>1862455</wp:posOffset>
+            </wp:positionV>
+            <wp:extent cx="5731510" cy="1642745"/>
+            <wp:effectExtent l="0" t="0" r="2540" b="0"/>
+            <wp:wrapTight wrapText="bothSides">
+              <wp:wrapPolygon edited="0">
+                <wp:start x="0" y="0"/>
+                <wp:lineTo x="0" y="21291"/>
+                <wp:lineTo x="21538" y="21291"/>
+                <wp:lineTo x="21538" y="0"/>
+                <wp:lineTo x="0" y="0"/>
+              </wp:wrapPolygon>
+            </wp:wrapTight>
+            <wp:docPr id="13" name="Picture 13"/>
+            <wp:cNvGraphicFramePr>
+              <a:graphicFrameLocks xmlns:a="http://schemas.openxmlformats.org/drawingml/2006/main" noChangeAspect="1"/>
+            </wp:cNvGraphicFramePr>
+            <a:graphic xmlns:a="http://schemas.openxmlformats.org/drawingml/2006/main">
+              <a:graphicData uri="http://schemas.openxmlformats.org/drawingml/2006/picture">
+                <pic:pic xmlns:pic="http://schemas.openxmlformats.org/drawingml/2006/picture">
+                  <pic:nvPicPr>
+                    <pic:cNvPr id="1" name=""/>
+                    <pic:cNvPicPr/>
+                  </pic:nvPicPr>
+                  <pic:blipFill>
+                    <a:blip r:embed="rId17"/>
+                    <a:stretch>
+                      <a:fillRect/>
+                    </a:stretch>
+                  </pic:blipFill>
+                  <pic:spPr>
+                    <a:xfrm>
+                      <a:off x="0" y="0"/>
+                      <a:ext cx="5731510" cy="1642745"/>
+                    </a:xfrm>
+                    <a:prstGeom prst="rect">
+                      <a:avLst/>
+                    </a:prstGeom>
+                  </pic:spPr>
+                </pic:pic>
+              </a:graphicData>
+            </a:graphic>
+          </wp:anchor>
+        </w:drawing>
+      </w:r>
+    </w:p>
+    <w:p>
+      <w:pPr>
+        <w:rPr>
+          <w:rFonts w:ascii="Times New Roman" w:hAnsi="Times New Roman" w:cs="Times New Roman"/>
+          <w:sz w:val="24"/>
+          <w:szCs w:val="24"/>
+        </w:rPr>
+      </w:pPr>
+    </w:p>
+    <w:p>
+      <w:pPr>
+        <w:rPr>
+          <w:rFonts w:ascii="Times New Roman" w:hAnsi="Times New Roman" w:cs="Times New Roman"/>
+          <w:sz w:val="24"/>
+          <w:szCs w:val="24"/>
+        </w:rPr>
+      </w:pPr>
+    </w:p>
+    <w:p>
+      <w:pPr>
+        <w:rPr>
+          <w:rFonts w:ascii="Times New Roman" w:hAnsi="Times New Roman" w:cs="Times New Roman"/>
+          <w:sz w:val="24"/>
+          <w:szCs w:val="24"/>
+        </w:rPr>
+      </w:pPr>
+      <w:r>
+        <w:rPr>
+          <w:rFonts w:ascii="Times New Roman" w:hAnsi="Times New Roman" w:cs="Times New Roman"/>
+          <w:sz w:val="24"/>
+          <w:szCs w:val="24"/>
+        </w:rPr>
+        <w:lastRenderedPageBreak/>
+        <w:drawing>
+          <wp:anchor distT="0" distB="0" distL="114300" distR="114300" simplePos="0" relativeHeight="251681792" behindDoc="0" locked="0" layoutInCell="1" allowOverlap="1" wp14:anchorId="059BC9D3" wp14:editId="0BB3486C">
+            <wp:simplePos x="0" y="0"/>
+            <wp:positionH relativeFrom="margin">
+              <wp:align>right</wp:align>
+            </wp:positionH>
+            <wp:positionV relativeFrom="paragraph">
+              <wp:posOffset>0</wp:posOffset>
+            </wp:positionV>
+            <wp:extent cx="5731510" cy="1520190"/>
+            <wp:effectExtent l="0" t="0" r="2540" b="3810"/>
+            <wp:wrapTight wrapText="bothSides">
+              <wp:wrapPolygon edited="0">
+                <wp:start x="0" y="0"/>
+                <wp:lineTo x="0" y="21383"/>
+                <wp:lineTo x="21538" y="21383"/>
+                <wp:lineTo x="21538" y="0"/>
+                <wp:lineTo x="0" y="0"/>
+              </wp:wrapPolygon>
+            </wp:wrapTight>
+            <wp:docPr id="14" name="Picture 14"/>
+            <wp:cNvGraphicFramePr>
+              <a:graphicFrameLocks xmlns:a="http://schemas.openxmlformats.org/drawingml/2006/main" noChangeAspect="1"/>
+            </wp:cNvGraphicFramePr>
+            <a:graphic xmlns:a="http://schemas.openxmlformats.org/drawingml/2006/main">
+              <a:graphicData uri="http://schemas.openxmlformats.org/drawingml/2006/picture">
+                <pic:pic xmlns:pic="http://schemas.openxmlformats.org/drawingml/2006/picture">
+                  <pic:nvPicPr>
+                    <pic:cNvPr id="1" name=""/>
+                    <pic:cNvPicPr/>
+                  </pic:nvPicPr>
+                  <pic:blipFill>
+                    <a:blip r:embed="rId18"/>
+                    <a:stretch>
+                      <a:fillRect/>
+                    </a:stretch>
+                  </pic:blipFill>
+                  <pic:spPr>
+                    <a:xfrm>
+                      <a:off x="0" y="0"/>
+                      <a:ext cx="5731510" cy="1520190"/>
+                    </a:xfrm>
+                    <a:prstGeom prst="rect">
+                      <a:avLst/>
+                    </a:prstGeom>
+                  </pic:spPr>
+                </pic:pic>
+              </a:graphicData>
+            </a:graphic>
+          </wp:anchor>
+        </w:drawing>
+      </w:r>
+    </w:p>
+    <w:p>
+      <w:pPr>
+        <w:rPr>
+          <w:rFonts w:ascii="Times New Roman" w:hAnsi="Times New Roman" w:cs="Times New Roman"/>
+          <w:sz w:val="24"/>
+          <w:szCs w:val="24"/>
+        </w:rPr>
+      </w:pPr>
+    </w:p>
+    <w:p>
+      <w:pPr>
+        <w:rPr>
+          <w:rFonts w:ascii="Times New Roman" w:hAnsi="Times New Roman" w:cs="Times New Roman"/>
+          <w:sz w:val="24"/>
+          <w:szCs w:val="24"/>
+        </w:rPr>
+      </w:pPr>
     </w:p>
     <w:sectPr>
-      <w:footerReference w:type="default" r:id="rId7"/>
+      <w:footerReference w:type="default" r:id="rId19"/>
       <w:pgSz w:w="11906" w:h="16838"/>
       <w:pgMar w:top="1440" w:right="1440" w:bottom="1440" w:left="1440" w:header="708" w:footer="708" w:gutter="0"/>
       <w:cols w:space="708"/>
